--- a/02_系统概要设计文档/系统概要设计文档.docx
+++ b/02_系统概要设计文档/系统概要设计文档.docx
@@ -69,7 +69,6 @@
         </w:sectPr>
       </w:pPr>
     </w:p>
-    <w:p/>
     <w:p>
       <w:pPr>
         <w:spacing w:before="0" w:after="0" w:line="600" w:lineRule="exact"/>
@@ -85,7 +84,6 @@
         <w:t>1. 引言</w:t>
       </w:r>
     </w:p>
-    <w:p/>
     <w:p>
       <w:pPr>
         <w:spacing w:before="0" w:after="0" w:line="600" w:lineRule="exact"/>
@@ -101,7 +99,6 @@
         <w:t>1.1 编写目的</w:t>
       </w:r>
     </w:p>
-    <w:p/>
     <w:p>
       <w:pPr>
         <w:spacing w:before="0" w:after="0" w:line="600" w:lineRule="exact"/>
@@ -117,7 +114,6 @@
         <w:t>本文档是数据治理平台一期项目的系统概要设计文档。在需求规格说明书所定义的功能需求和非功能需求的基础上，本文档从宏观架构层面阐述系统的整体设计方案，明确技术选型依据、分层架构策略、核心模块划分以及关键技术路线，为后续的详细设计、编码实现和测试验证提供统一的架构指导和技术基线。</w:t>
       </w:r>
     </w:p>
-    <w:p/>
     <w:p>
       <w:pPr>
         <w:spacing w:before="0" w:after="0" w:line="600" w:lineRule="exact"/>
@@ -133,7 +129,6 @@
         <w:t>1.2 读者对象</w:t>
       </w:r>
     </w:p>
-    <w:p/>
     <w:p>
       <w:pPr>
         <w:spacing w:before="0" w:after="0" w:line="600" w:lineRule="exact"/>
@@ -149,7 +144,6 @@
         <w:t>本文档面向以下读者群体，各角色可根据自身需要选择性阅读相关章节：</w:t>
       </w:r>
     </w:p>
-    <w:p/>
     <w:tbl>
       <w:tblPr>
         <w:tblW w:type="auto" w:w="0"/>
@@ -523,8 +517,6 @@
         </w:tc>
       </w:tr>
     </w:tbl>
-    <w:p/>
-    <w:p/>
     <w:p>
       <w:pPr>
         <w:spacing w:before="0" w:after="0" w:line="600" w:lineRule="exact"/>
@@ -540,7 +532,6 @@
         <w:t>1.3 项目背景</w:t>
       </w:r>
     </w:p>
-    <w:p/>
     <w:p>
       <w:pPr>
         <w:spacing w:before="0" w:after="0" w:line="600" w:lineRule="exact"/>
@@ -556,7 +547,6 @@
         <w:t>随着人民卫生出版社数字化转型战略的深入推进，各业务系统在长期运行过程中积累了海量的医学教育、临床知识、考试测评、数字出版等核心数据资源。这些数据是支撑人卫社业务发展和智能化升级的重要战略资产。</w:t>
       </w:r>
     </w:p>
-    <w:p/>
     <w:p>
       <w:pPr>
         <w:spacing w:before="0" w:after="0" w:line="600" w:lineRule="exact"/>
@@ -572,7 +562,6 @@
         <w:t>然而，由于历史原因，这些数据分散在15个独立建设的业务系统中，在以下方面存在显著问题：</w:t>
       </w:r>
     </w:p>
-    <w:p/>
     <w:p>
       <w:pPr>
         <w:spacing w:before="0" w:after="0" w:line="600" w:lineRule="exact"/>
@@ -588,7 +577,6 @@
         <w:t>- 数据标准不统一：各系统独立建设，命名规范、编码体系、数据类型各不相同</w:t>
       </w:r>
     </w:p>
-    <w:p/>
     <w:p>
       <w:pPr>
         <w:spacing w:before="0" w:after="0" w:line="600" w:lineRule="exact"/>
@@ -604,7 +592,6 @@
         <w:t>- 存储格式异构：涵盖Oracle、MySQL两种关系型数据库，部分系统还包含文件存储</w:t>
       </w:r>
     </w:p>
-    <w:p/>
     <w:p>
       <w:pPr>
         <w:spacing w:before="0" w:after="0" w:line="600" w:lineRule="exact"/>
@@ -620,7 +607,6 @@
         <w:t>- 缺乏统一入口：跨系统的数据查询和分析需要分别访问多个数据库，效率低下</w:t>
       </w:r>
     </w:p>
-    <w:p/>
     <w:p>
       <w:pPr>
         <w:spacing w:before="0" w:after="0" w:line="600" w:lineRule="exact"/>
@@ -636,7 +622,6 @@
         <w:t>- 质量管控缺失：缺乏系统化的数据质量校验机制，数据一致性和完整性难以保障</w:t>
       </w:r>
     </w:p>
-    <w:p/>
     <w:p>
       <w:pPr>
         <w:spacing w:before="0" w:after="0" w:line="600" w:lineRule="exact"/>
@@ -652,7 +637,6 @@
         <w:t>上述问题严重制约了数据资产的价值发挥。为落实"数据驱动决策"的信息化建设方针，人卫社决定启动数据治理平台一期项目，通过建设企业级数据汇聚与治理基础设施，实现以下战略目标：</w:t>
       </w:r>
     </w:p>
-    <w:p/>
     <w:p>
       <w:pPr>
         <w:spacing w:before="0" w:after="0" w:line="600" w:lineRule="exact"/>
@@ -668,7 +652,6 @@
         <w:t>1. 打通数据孤岛，建立覆盖核心业务领域的统一数据底座</w:t>
       </w:r>
     </w:p>
-    <w:p/>
     <w:p>
       <w:pPr>
         <w:spacing w:before="0" w:after="0" w:line="600" w:lineRule="exact"/>
@@ -684,7 +667,6 @@
         <w:t>2. 建立标准化的数据分层体系和管理规范</w:t>
       </w:r>
     </w:p>
-    <w:p/>
     <w:p>
       <w:pPr>
         <w:spacing w:before="0" w:after="0" w:line="600" w:lineRule="exact"/>
@@ -700,7 +682,6 @@
         <w:t>3. 实现数据同步、校验、监控的全链路自动化</w:t>
       </w:r>
     </w:p>
-    <w:p/>
     <w:p>
       <w:pPr>
         <w:spacing w:before="0" w:after="0" w:line="600" w:lineRule="exact"/>
@@ -716,7 +697,6 @@
         <w:t>4. 为后续的数据分析、知识库建设和智能化应用奠定坚实基础</w:t>
       </w:r>
     </w:p>
-    <w:p/>
     <w:p>
       <w:pPr>
         <w:spacing w:before="0" w:after="0" w:line="600" w:lineRule="exact"/>
@@ -732,7 +712,6 @@
         <w:t>1.4 设计目标</w:t>
       </w:r>
     </w:p>
-    <w:p/>
     <w:p>
       <w:pPr>
         <w:spacing w:before="0" w:after="0" w:line="600" w:lineRule="exact"/>
@@ -748,7 +727,6 @@
         <w:t>基于需求规格说明书（RW-DG-REQ-001）的功能定义和技术指标要求，本系统的概要设计目标如下：</w:t>
       </w:r>
     </w:p>
-    <w:p/>
     <w:p>
       <w:pPr>
         <w:spacing w:before="0" w:after="0" w:line="600" w:lineRule="exact"/>
@@ -764,7 +742,6 @@
         <w:t>1. 多源异构数据接入能力：实现15个业务系统（涵盖13个数据库实例，支持Oracle和MySQL两种数据库类型）、146张核心业务表的统一接入，确保数据接入的完整性、及时性和安全性</w:t>
       </w:r>
     </w:p>
-    <w:p/>
     <w:p>
       <w:pPr>
         <w:spacing w:before="0" w:after="0" w:line="600" w:lineRule="exact"/>
@@ -780,7 +757,6 @@
         <w:t>2. 分层数据架构设计：构建ODS（操作数据层）→ DWD（数据仓库明细层）的分层体系，遵循"原样接入、逐层加工"的原则，实现数据的标准化管理和逐层增值</w:t>
       </w:r>
     </w:p>
-    <w:p/>
     <w:p>
       <w:pPr>
         <w:spacing w:before="0" w:after="0" w:line="600" w:lineRule="exact"/>
@@ -796,7 +772,6 @@
         <w:t>3. 自动化调度体系：基于Apache DolphinScheduler实现400余个同步和校验任务的统一编排与自动化执行，支持Cron定时调度、日期参数驱动和任务依赖管理</w:t>
       </w:r>
     </w:p>
-    <w:p/>
     <w:p>
       <w:pPr>
         <w:spacing w:before="0" w:after="0" w:line="600" w:lineRule="exact"/>
@@ -812,7 +787,6 @@
         <w:t>4. 全链路质量保障机制：建立从源端到目标端的三层数据验证机制，通过行数统计、增量比对、一致性校验等手段，确保数据完整性和准确性</w:t>
       </w:r>
     </w:p>
-    <w:p/>
     <w:p>
       <w:pPr>
         <w:spacing w:before="0" w:after="0" w:line="600" w:lineRule="exact"/>
@@ -828,7 +802,6 @@
         <w:t>1.5 设计原则</w:t>
       </w:r>
     </w:p>
-    <w:p/>
     <w:p>
       <w:pPr>
         <w:spacing w:before="0" w:after="0" w:line="600" w:lineRule="exact"/>
@@ -844,7 +817,6 @@
         <w:t>本系统设计严格遵循需求规格说明书中定义的建设原则，并结合数据治理领域的行业最佳实践，确立以下核心设计原则：</w:t>
       </w:r>
     </w:p>
-    <w:p/>
     <w:tbl>
       <w:tblPr>
         <w:tblW w:type="auto" w:w="0"/>
@@ -1277,8 +1249,6 @@
         </w:tc>
       </w:tr>
     </w:tbl>
-    <w:p/>
-    <w:p/>
     <w:p>
       <w:pPr>
         <w:spacing w:before="0" w:after="0" w:line="600" w:lineRule="exact"/>
@@ -1294,7 +1264,6 @@
         <w:t>1.6 规范性引用文件</w:t>
       </w:r>
     </w:p>
-    <w:p/>
     <w:p>
       <w:pPr>
         <w:spacing w:before="0" w:after="0" w:line="600" w:lineRule="exact"/>
@@ -1310,7 +1279,6 @@
         <w:t>下列文件对于本文档的应用是必不可少的：</w:t>
       </w:r>
     </w:p>
-    <w:p/>
     <w:tbl>
       <w:tblPr>
         <w:tblW w:type="auto" w:w="0"/>
@@ -1566,8 +1534,6 @@
         </w:tc>
       </w:tr>
     </w:tbl>
-    <w:p/>
-    <w:p/>
     <w:p>
       <w:pPr>
         <w:spacing w:before="0" w:after="0" w:line="600" w:lineRule="exact"/>
@@ -1583,7 +1549,6 @@
         <w:t>1.7 编写约定</w:t>
       </w:r>
     </w:p>
-    <w:p/>
     <w:p>
       <w:pPr>
         <w:spacing w:before="0" w:after="0" w:line="600" w:lineRule="exact"/>
@@ -1599,7 +1564,6 @@
         <w:t>- 本文档中，数据库对象名称（库名、表名、字段名）使用英文小写加反引号标记，如 rws_ods、etl_time</w:t>
       </w:r>
     </w:p>
-    <w:p/>
     <w:p>
       <w:pPr>
         <w:spacing w:before="0" w:after="0" w:line="600" w:lineRule="exact"/>
@@ -1615,7 +1579,6 @@
         <w:t>- 系统名称使用中文全称，首次出现时标注数据库标识，如"中国医学教育题库（ORACLE_JYTK）"</w:t>
       </w:r>
     </w:p>
-    <w:p/>
     <w:p>
       <w:pPr>
         <w:spacing w:before="0" w:after="0" w:line="600" w:lineRule="exact"/>
@@ -1631,7 +1594,6 @@
         <w:t>- 技术组件名称使用官方英文名称，如Apache DolphinScheduler、Apache SeaTunnel、Apache Doris</w:t>
       </w:r>
     </w:p>
-    <w:p/>
     <w:p>
       <w:pPr>
         <w:spacing w:before="0" w:after="0" w:line="600" w:lineRule="exact"/>
@@ -1647,9 +1609,6 @@
         <w:t>- 代码块使用等宽字体展示</w:t>
       </w:r>
     </w:p>
-    <w:p/>
-    <w:p/>
-    <w:p/>
     <w:p>
       <w:pPr>
         <w:spacing w:before="0" w:after="0" w:line="600" w:lineRule="exact"/>
@@ -1665,7 +1624,6 @@
         <w:t>2. 总体架构</w:t>
       </w:r>
     </w:p>
-    <w:p/>
     <w:p>
       <w:pPr>
         <w:spacing w:before="0" w:after="0" w:line="600" w:lineRule="exact"/>
@@ -1681,7 +1639,6 @@
         <w:t>2.1 架构概述</w:t>
       </w:r>
     </w:p>
-    <w:p/>
     <w:p>
       <w:pPr>
         <w:spacing w:before="0" w:after="0" w:line="600" w:lineRule="exact"/>
@@ -1697,7 +1654,6 @@
         <w:t>数据治理平台一期采用典型的分层数据仓库架构，自下而上由数据源层、数据采集层、数据存储与计算层、任务调度层四个逻辑层次组成。各层职责明确，通过标准化接口衔接，形成完整的数据处理流水线。</w:t>
       </w:r>
     </w:p>
-    <w:p/>
     <w:p>
       <w:pPr>
         <w:spacing w:before="0" w:after="0" w:line="600" w:lineRule="exact"/>
@@ -1713,7 +1669,6 @@
         <w:t>数据流向遵循"源端读取 → 网络传输 → 目标端写入 → 分层加工"的基本路径。其中，数据采集层承担核心的ETL（Extract-Transform-Load）职能，通过Apache SeaTunnel引擎实现从异构数据源到Doris数据仓库的高效搬运。</w:t>
       </w:r>
     </w:p>
-    <w:p/>
     <w:p>
       <w:pPr>
         <w:spacing w:before="0" w:after="0" w:line="600" w:lineRule="exact"/>
@@ -1783,7 +1738,6 @@
         <w:t>2.3 组件说明</w:t>
       </w:r>
     </w:p>
-    <w:p/>
     <w:p>
       <w:pPr>
         <w:spacing w:before="0" w:after="0" w:line="600" w:lineRule="exact"/>
@@ -1799,7 +1753,6 @@
         <w:t>2.3.1 Apache DolphinScheduler（任务调度层）</w:t>
       </w:r>
     </w:p>
-    <w:p/>
     <w:p>
       <w:pPr>
         <w:spacing w:before="0" w:after="0" w:line="600" w:lineRule="exact"/>
@@ -1815,7 +1768,6 @@
         <w:t>Apache DolphinScheduler是本项目的统一任务调度平台，承担所有数据同步、数据校验和统计任务的编排与执行管理。选择DolphinScheduler作为调度引擎，基于以下考量：</w:t>
       </w:r>
     </w:p>
-    <w:p/>
     <w:p>
       <w:pPr>
         <w:spacing w:before="0" w:after="0" w:line="600" w:lineRule="exact"/>
@@ -1831,7 +1783,6 @@
         <w:t>- 分布式架构：支持Master/Worker多节点部署，具备高可用和横向扩展能力</w:t>
       </w:r>
     </w:p>
-    <w:p/>
     <w:p>
       <w:pPr>
         <w:spacing w:before="0" w:after="0" w:line="600" w:lineRule="exact"/>
@@ -1847,7 +1798,6 @@
         <w:t>- 可视化编排：提供Web UI进行工作流设计和任务管理，降低运维门槛</w:t>
       </w:r>
     </w:p>
-    <w:p/>
     <w:p>
       <w:pPr>
         <w:spacing w:before="0" w:after="0" w:line="600" w:lineRule="exact"/>
@@ -1863,7 +1813,6 @@
         <w:t>- 丰富任务类型：原生支持Shell、SQL、SeaTunnel等多种任务类型</w:t>
       </w:r>
     </w:p>
-    <w:p/>
     <w:p>
       <w:pPr>
         <w:spacing w:before="0" w:after="0" w:line="600" w:lineRule="exact"/>
@@ -1879,7 +1828,6 @@
         <w:t>- 灵活调度策略：支持Cron表达式定时调度、任务依赖触发和手动补跑</w:t>
       </w:r>
     </w:p>
-    <w:p/>
     <w:p>
       <w:pPr>
         <w:spacing w:before="0" w:after="0" w:line="600" w:lineRule="exact"/>
@@ -1895,7 +1843,6 @@
         <w:t>- 日期参数化：支持内置变量（如 $[yyyy-MM-dd-1]）实现日期驱动</w:t>
       </w:r>
     </w:p>
-    <w:p/>
     <w:p>
       <w:pPr>
         <w:spacing w:before="0" w:after="0" w:line="600" w:lineRule="exact"/>
@@ -1911,7 +1858,6 @@
         <w:t>当前生产环境管理400余个任务实例，涵盖ODS同步、源端统计、ODS统计、一致性校验、存储统计等任务类型。</w:t>
       </w:r>
     </w:p>
-    <w:p/>
     <w:p>
       <w:pPr>
         <w:spacing w:before="0" w:after="0" w:line="600" w:lineRule="exact"/>
@@ -1927,7 +1873,6 @@
         <w:t>2.3.2 Apache SeaTunnel（数据采集层）</w:t>
       </w:r>
     </w:p>
-    <w:p/>
     <w:p>
       <w:pPr>
         <w:spacing w:before="0" w:after="0" w:line="600" w:lineRule="exact"/>
@@ -1943,7 +1888,6 @@
         <w:t>Apache SeaTunnel是本项目的核心数据同步引擎，负责从源端数据库读取数据并写入目标端Doris数据仓库。选择SeaTunnel作为同步引擎，基于以下考量：</w:t>
       </w:r>
     </w:p>
-    <w:p/>
     <w:p>
       <w:pPr>
         <w:spacing w:before="0" w:after="0" w:line="600" w:lineRule="exact"/>
@@ -1959,7 +1903,6 @@
         <w:t>- 多源支持：原生支持Oracle、MySQL等多种JDBC数据源</w:t>
       </w:r>
     </w:p>
-    <w:p/>
     <w:p>
       <w:pPr>
         <w:spacing w:before="0" w:after="0" w:line="600" w:lineRule="exact"/>
@@ -1975,7 +1918,6 @@
         <w:t>- 高性能：支持分区并行读取、批量写入等优化策略</w:t>
       </w:r>
     </w:p>
-    <w:p/>
     <w:p>
       <w:pPr>
         <w:spacing w:before="0" w:after="0" w:line="600" w:lineRule="exact"/>
@@ -1991,7 +1933,6 @@
         <w:t>- 配置驱动：通过HOCON格式的配置文件即可定义完整的同步任务，无需编写代码</w:t>
       </w:r>
     </w:p>
-    <w:p/>
     <w:p>
       <w:pPr>
         <w:spacing w:before="0" w:after="0" w:line="600" w:lineRule="exact"/>
@@ -2007,7 +1948,6 @@
         <w:t>- 容错机制：支持任务失败重试和断点续传</w:t>
       </w:r>
     </w:p>
-    <w:p/>
     <w:p>
       <w:pPr>
         <w:spacing w:before="0" w:after="0" w:line="600" w:lineRule="exact"/>
@@ -2023,7 +1963,6 @@
         <w:t>本项目中，SeaTunnel以BATCH模式运行，通过JDBC Source连接器读取源端数据，通过Doris Sink连接器以Stream Load方式写入目标表。</w:t>
       </w:r>
     </w:p>
-    <w:p/>
     <w:p>
       <w:pPr>
         <w:spacing w:before="0" w:after="0" w:line="600" w:lineRule="exact"/>
@@ -2039,7 +1978,6 @@
         <w:t>2.3.3 Apache Doris（数据存储与计算层）</w:t>
       </w:r>
     </w:p>
-    <w:p/>
     <w:p>
       <w:pPr>
         <w:spacing w:before="0" w:after="0" w:line="600" w:lineRule="exact"/>
@@ -2055,7 +1993,6 @@
         <w:t>Apache Doris是本项目的数据仓库引擎，基于MPP（Massively Parallel Processing）架构，提供高性能的OLAP分析能力。选择Doris作为数据仓库引擎，基于以下考量：</w:t>
       </w:r>
     </w:p>
-    <w:p/>
     <w:p>
       <w:pPr>
         <w:spacing w:before="0" w:after="0" w:line="600" w:lineRule="exact"/>
@@ -2071,7 +2008,6 @@
         <w:t>- 极速查询：亿级数据秒级响应，满足数据分析时效性要求</w:t>
       </w:r>
     </w:p>
-    <w:p/>
     <w:p>
       <w:pPr>
         <w:spacing w:before="0" w:after="0" w:line="600" w:lineRule="exact"/>
@@ -2087,7 +2023,6 @@
         <w:t>- 标准协议：兼容MySQL协议，现有BI工具和数据分析工具可直接连接</w:t>
       </w:r>
     </w:p>
-    <w:p/>
     <w:p>
       <w:pPr>
         <w:spacing w:before="0" w:after="0" w:line="600" w:lineRule="exact"/>
@@ -2103,7 +2038,6 @@
         <w:t>- 高可用：3副本存储策略，单节点故障不影响数据可用性</w:t>
       </w:r>
     </w:p>
-    <w:p/>
     <w:p>
       <w:pPr>
         <w:spacing w:before="0" w:after="0" w:line="600" w:lineRule="exact"/>
@@ -2119,7 +2053,6 @@
         <w:t>- 高效存储：V2存储格式，支持ZSTD压缩，存储空间利用率高</w:t>
       </w:r>
     </w:p>
-    <w:p/>
     <w:p>
       <w:pPr>
         <w:spacing w:before="0" w:after="0" w:line="600" w:lineRule="exact"/>
@@ -2135,7 +2068,6 @@
         <w:t>- 简洁运维：架构清晰，节点角色分明（FE负责元数据管理，BE负责数据存储和计算）</w:t>
       </w:r>
     </w:p>
-    <w:p/>
     <w:p>
       <w:pPr>
         <w:spacing w:before="0" w:after="0" w:line="600" w:lineRule="exact"/>
@@ -2151,7 +2083,6 @@
         <w:t>2.3.4 源端数据库</w:t>
       </w:r>
     </w:p>
-    <w:p/>
     <w:p>
       <w:pPr>
         <w:spacing w:before="0" w:after="0" w:line="600" w:lineRule="exact"/>
@@ -2167,9 +2098,6 @@
         <w:t>源端数据库包括15个业务系统对应的13个数据库实例。为保障源端业务系统安全，各系统均使用独立的只读账号接入，仅授予SELECT权限，遵循最小权限原则。所有源端账号密码统一在《数据库账号信息表》中管理。</w:t>
       </w:r>
     </w:p>
-    <w:p/>
-    <w:p/>
-    <w:p/>
     <w:p>
       <w:pPr>
         <w:spacing w:before="0" w:after="0" w:line="600" w:lineRule="exact"/>
@@ -2185,7 +2113,6 @@
         <w:t>3. 系统接入清单</w:t>
       </w:r>
     </w:p>
-    <w:p/>
     <w:tbl>
       <w:tblPr>
         <w:tblW w:type="auto" w:w="0"/>
@@ -4411,36 +4338,29 @@
           <w:tcPr>
             <w:tcW w:type="dxa" w:w="1186"/>
           </w:tcPr>
-          <w:p/>
         </w:tc>
         <w:tc>
           <w:tcPr>
             <w:tcW w:type="dxa" w:w="1186"/>
           </w:tcPr>
-          <w:p/>
         </w:tc>
         <w:tc>
           <w:tcPr>
             <w:tcW w:type="dxa" w:w="1186"/>
           </w:tcPr>
-          <w:p/>
         </w:tc>
         <w:tc>
           <w:tcPr>
             <w:tcW w:type="dxa" w:w="1186"/>
           </w:tcPr>
-          <w:p/>
         </w:tc>
         <w:tc>
           <w:tcPr>
             <w:tcW w:type="dxa" w:w="1186"/>
           </w:tcPr>
-          <w:p/>
         </w:tc>
       </w:tr>
     </w:tbl>
-    <w:p/>
-    <w:p/>
     <w:p>
       <w:pPr>
         <w:spacing w:before="0" w:after="0" w:line="600" w:lineRule="exact"/>
@@ -4456,9 +4376,6 @@
         <w:t>注：影像库、诊断学图库、康复视频库共用同一数据库实例 ORACLE_PMPH_MEDICINE_IMAGE。146 表按数据库实例统计。</w:t>
       </w:r>
     </w:p>
-    <w:p/>
-    <w:p/>
-    <w:p/>
     <w:p>
       <w:pPr>
         <w:spacing w:before="0" w:after="0" w:line="600" w:lineRule="exact"/>
@@ -4474,7 +4391,6 @@
         <w:t>4. 数据分层架构</w:t>
       </w:r>
     </w:p>
-    <w:p/>
     <w:p>
       <w:pPr>
         <w:spacing w:before="0" w:after="0" w:line="600" w:lineRule="exact"/>
@@ -4490,7 +4406,6 @@
         <w:t>4.1 分层设计理念</w:t>
       </w:r>
     </w:p>
-    <w:p/>
     <w:p>
       <w:pPr>
         <w:spacing w:before="0" w:after="0" w:line="600" w:lineRule="exact"/>
@@ -4506,7 +4421,6 @@
         <w:t>本系统采用经典的数仓分层架构，将数据处理过程划分为多个逻辑层次，每一层承担明确的职责。分层设计的核心思想是"逐层加工、逐层增值"——原始数据从源端接入后，经过标准化、清洗、转换等步骤，逐步转化为可被业务直接使用的数据资产。</w:t>
       </w:r>
     </w:p>
-    <w:p/>
     <w:p>
       <w:pPr>
         <w:spacing w:before="0" w:after="0" w:line="600" w:lineRule="exact"/>
@@ -4522,7 +4436,6 @@
         <w:t>数据分层的价值体现在以下几个方面：</w:t>
       </w:r>
     </w:p>
-    <w:p/>
     <w:p>
       <w:pPr>
         <w:spacing w:before="0" w:after="0" w:line="600" w:lineRule="exact"/>
@@ -4538,7 +4451,6 @@
         <w:t>- 降低耦合：当源端业务系统发生变更时，仅需调整ODS层映射，不影响上层应用</w:t>
       </w:r>
     </w:p>
-    <w:p/>
     <w:p>
       <w:pPr>
         <w:spacing w:before="0" w:after="0" w:line="600" w:lineRule="exact"/>
@@ -4554,7 +4466,6 @@
         <w:t>- 统一口径：通过DWD层的标准化加工，消除多源数据的一致性问题</w:t>
       </w:r>
     </w:p>
-    <w:p/>
     <w:p>
       <w:pPr>
         <w:spacing w:before="0" w:after="0" w:line="600" w:lineRule="exact"/>
@@ -4570,7 +4481,6 @@
         <w:t>- 便于追溯：ODS层保留原始数据快照，可随时回溯到数据接入时的状态</w:t>
       </w:r>
     </w:p>
-    <w:p/>
     <w:p>
       <w:pPr>
         <w:spacing w:before="0" w:after="0" w:line="600" w:lineRule="exact"/>
@@ -4586,7 +4496,6 @@
         <w:t>- 支撑复用：底层模型可被多个上层应用复用，避免重复抽取</w:t>
       </w:r>
     </w:p>
-    <w:p/>
     <w:p>
       <w:pPr>
         <w:spacing w:before="0" w:after="0" w:line="600" w:lineRule="exact"/>
@@ -4641,8 +4550,6 @@
         </w:drawing>
       </w:r>
     </w:p>
-    <w:p/>
-    <w:p/>
     <w:p>
       <w:pPr>
         <w:spacing w:before="0" w:after="0" w:line="600" w:lineRule="exact"/>
@@ -4658,7 +4565,6 @@
         <w:t>4.3 ODS 层设计要点</w:t>
       </w:r>
     </w:p>
-    <w:p/>
     <w:p>
       <w:pPr>
         <w:spacing w:before="0" w:after="0" w:line="600" w:lineRule="exact"/>
@@ -4674,7 +4580,6 @@
         <w:t>ODS层是数据治理平台的数据入口，承担将源端数据原样接入的职责。一期工程聚焦ODS层建设，已完成全部146张表的接入。</w:t>
       </w:r>
     </w:p>
-    <w:p/>
     <w:p>
       <w:pPr>
         <w:spacing w:before="0" w:after="0" w:line="600" w:lineRule="exact"/>
@@ -4690,7 +4595,6 @@
         <w:t>- 表结构：与源端保持字段一一对应，不进行业务逻辑加工和字段裁剪</w:t>
       </w:r>
     </w:p>
-    <w:p/>
     <w:p>
       <w:pPr>
         <w:spacing w:before="0" w:after="0" w:line="600" w:lineRule="exact"/>
@@ -4706,7 +4610,6 @@
         <w:t>- 类型映射：Oracle NUMBER→Doris DECIMAL/BIGINT，VARCHAR2→VARCHAR，CLOB→STRING，DATE→DATETIME；MySQL VARCHAR→VARCHAR，BIGINT→BIGINT，LONGTEXT→STRING</w:t>
       </w:r>
     </w:p>
-    <w:p/>
     <w:p>
       <w:pPr>
         <w:spacing w:before="0" w:after="0" w:line="600" w:lineRule="exact"/>
@@ -4722,7 +4625,6 @@
         <w:t>- 公共字段：每张ODS表增加 etl_time DATETIME DEFAULT CURRENT_TIMESTAMP 字段，用于标记数据入仓时间</w:t>
       </w:r>
     </w:p>
-    <w:p/>
     <w:p>
       <w:pPr>
         <w:spacing w:before="0" w:after="0" w:line="600" w:lineRule="exact"/>
@@ -4738,7 +4640,6 @@
         <w:t>- 存储策略：DUPLICATE KEY模型，16桶哈希分布，3副本存储，V2存储格式</w:t>
       </w:r>
     </w:p>
-    <w:p/>
     <w:p>
       <w:pPr>
         <w:spacing w:before="0" w:after="0" w:line="600" w:lineRule="exact"/>
@@ -4754,9 +4655,6 @@
         <w:t>- 写入模式：全量表采用DROP_DATA（先清空后写入），增量表采用APPEND_DATA（追加写入）</w:t>
       </w:r>
     </w:p>
-    <w:p/>
-    <w:p/>
-    <w:p/>
     <w:p>
       <w:pPr>
         <w:spacing w:before="0" w:after="0" w:line="600" w:lineRule="exact"/>
@@ -4772,7 +4670,6 @@
         <w:t>5. 调度策略</w:t>
       </w:r>
     </w:p>
-    <w:p/>
     <w:p>
       <w:pPr>
         <w:spacing w:before="0" w:after="0" w:line="600" w:lineRule="exact"/>
@@ -4788,7 +4685,6 @@
         <w:t>5.1 调度架构设计</w:t>
       </w:r>
     </w:p>
-    <w:p/>
     <w:p>
       <w:pPr>
         <w:spacing w:before="0" w:after="0" w:line="600" w:lineRule="exact"/>
@@ -4804,7 +4700,6 @@
         <w:t>全部数据同步和校验任务通过DolphinScheduler统一编排管理。调度系统采用日期驱动的设计模式，所有与日期相关的SQL和Shell参数均使用DolphinScheduler内置变量 $[yyyy-MM-dd-1]，该变量在任务执行时自动替换为调度日期的前一天（即数据统计日期），确保每日任务的数据口径一致。</w:t>
       </w:r>
     </w:p>
-    <w:p/>
     <w:p>
       <w:pPr>
         <w:spacing w:before="0" w:after="0" w:line="600" w:lineRule="exact"/>
@@ -4820,7 +4715,6 @@
         <w:t>任务通过DolphinScheduler的项目（Project）机制进行分组管理。主要项目划分如下：</w:t>
       </w:r>
     </w:p>
-    <w:p/>
     <w:tbl>
       <w:tblPr>
         <w:tblW w:type="auto" w:w="0"/>
@@ -5135,8 +5029,6 @@
         </w:tc>
       </w:tr>
     </w:tbl>
-    <w:p/>
-    <w:p/>
     <w:p>
       <w:pPr>
         <w:spacing w:before="0" w:after="0" w:line="600" w:lineRule="exact"/>
@@ -5152,7 +5044,6 @@
         <w:t>5.2 任务依赖与执行时序</w:t>
       </w:r>
     </w:p>
-    <w:p/>
     <w:p>
       <w:pPr>
         <w:spacing w:before="0" w:after="0" w:line="600" w:lineRule="exact"/>
@@ -5168,7 +5059,6 @@
         <w:t>每日调度流程按照数据处理的逻辑顺序分阶段执行，各阶段之间存在依赖关系，确保后续任务在前置任务成功完成的基础上执行。关键时序如下：</w:t>
       </w:r>
     </w:p>
-    <w:p/>
     <w:tbl>
       <w:tblPr>
         <w:tblW w:type="auto" w:w="0"/>
@@ -5657,8 +5547,6 @@
         </w:tc>
       </w:tr>
     </w:tbl>
-    <w:p/>
-    <w:p/>
     <w:p>
       <w:pPr>
         <w:spacing w:before="0" w:after="0" w:line="600" w:lineRule="exact"/>
@@ -5674,7 +5562,6 @@
         <w:t>5.3 任务监控与异常处理</w:t>
       </w:r>
     </w:p>
-    <w:p/>
     <w:p>
       <w:pPr>
         <w:spacing w:before="0" w:after="0" w:line="600" w:lineRule="exact"/>
@@ -5690,9 +5577,6 @@
         <w:t>调度系统内置任务失败重试机制，单次任务失败后自动重试最多3次。若重试后仍失败，系统通过钉钉群消息和邮件两种渠道发送告警通知，确保运维人员第一时间获知异常情况。所有任务执行历史在DolphinScheduler中自动保留，支持按时间范围、任务名称、执行状态等条件进行查询和回溯。</w:t>
       </w:r>
     </w:p>
-    <w:p/>
-    <w:p/>
-    <w:p/>
     <w:p>
       <w:pPr>
         <w:spacing w:before="0" w:after="0" w:line="600" w:lineRule="exact"/>
@@ -5708,7 +5592,6 @@
         <w:t>6. 性能设计</w:t>
       </w:r>
     </w:p>
-    <w:p/>
     <w:p>
       <w:pPr>
         <w:spacing w:before="0" w:after="0" w:line="600" w:lineRule="exact"/>
@@ -5724,7 +5607,6 @@
         <w:t>6.1 设计考量</w:t>
       </w:r>
     </w:p>
-    <w:p/>
     <w:p>
       <w:pPr>
         <w:spacing w:before="0" w:after="0" w:line="600" w:lineRule="exact"/>
@@ -5740,7 +5622,6 @@
         <w:t>性能设计的核心目标是在保障源端业务系统稳定运行的前提下，最大化数据同步效率。本系统涉及146张表的每日同步，其中包含多张千万级大表，性能策略的合理制定对系统可用性至关重要。</w:t>
       </w:r>
     </w:p>
-    <w:p/>
     <w:p>
       <w:pPr>
         <w:spacing w:before="0" w:after="0" w:line="600" w:lineRule="exact"/>
@@ -5756,7 +5637,6 @@
         <w:t>主要设计考量因素包括：</w:t>
       </w:r>
     </w:p>
-    <w:p/>
     <w:p>
       <w:pPr>
         <w:spacing w:before="0" w:after="0" w:line="600" w:lineRule="exact"/>
@@ -5772,7 +5652,6 @@
         <w:t>- 源端保护：同步任务不能对源端数据库造成过大压力，影响正常业务访问</w:t>
       </w:r>
     </w:p>
-    <w:p/>
     <w:p>
       <w:pPr>
         <w:spacing w:before="0" w:after="0" w:line="600" w:lineRule="exact"/>
@@ -5788,7 +5667,6 @@
         <w:t>- 同步时效：全部同步任务需在凌晨业务低峰期内完成（目标：凌晨2:00前）</w:t>
       </w:r>
     </w:p>
-    <w:p/>
     <w:p>
       <w:pPr>
         <w:spacing w:before="0" w:after="0" w:line="600" w:lineRule="exact"/>
@@ -5804,7 +5682,6 @@
         <w:t>- 资源平衡：合理利用服务器CPU、内存和网络带宽资源</w:t>
       </w:r>
     </w:p>
-    <w:p/>
     <w:p>
       <w:pPr>
         <w:spacing w:before="0" w:after="0" w:line="600" w:lineRule="exact"/>
@@ -5820,7 +5697,6 @@
         <w:t>6.2 SeaTunnel同步参数</w:t>
       </w:r>
     </w:p>
-    <w:p/>
     <w:tbl>
       <w:tblPr>
         <w:tblW w:type="auto" w:w="0"/>
@@ -6194,8 +6070,6 @@
         </w:tc>
       </w:tr>
     </w:tbl>
-    <w:p/>
-    <w:p/>
     <w:p>
       <w:pPr>
         <w:spacing w:before="0" w:after="0" w:line="600" w:lineRule="exact"/>
@@ -6211,7 +6085,6 @@
         <w:t>6.3 大表差异化策略</w:t>
       </w:r>
     </w:p>
-    <w:p/>
     <w:p>
       <w:pPr>
         <w:spacing w:before="0" w:after="0" w:line="600" w:lineRule="exact"/>
@@ -6227,7 +6100,6 @@
         <w:t>基于实际数据量统计，对不同量级的表采取差异化的同步策略：</w:t>
       </w:r>
     </w:p>
-    <w:p/>
     <w:tbl>
       <w:tblPr>
         <w:tblW w:type="auto" w:w="0"/>
@@ -6560,8 +6432,6 @@
         </w:tc>
       </w:tr>
     </w:tbl>
-    <w:p/>
-    <w:p/>
     <w:p>
       <w:pPr>
         <w:spacing w:before="0" w:after="0" w:line="600" w:lineRule="exact"/>
@@ -6577,7 +6447,6 @@
         <w:t>6.4 Doris存储配置</w:t>
       </w:r>
     </w:p>
-    <w:p/>
     <w:tbl>
       <w:tblPr>
         <w:tblW w:type="auto" w:w="0"/>
@@ -6892,8 +6761,6 @@
         </w:tc>
       </w:tr>
     </w:tbl>
-    <w:p/>
-    <w:p/>
     <w:p>
       <w:pPr>
         <w:spacing w:before="0" w:after="0" w:line="600" w:lineRule="exact"/>
@@ -6909,7 +6776,6 @@
         <w:t>6.5 已验证的性能表现</w:t>
       </w:r>
     </w:p>
-    <w:p/>
     <w:p>
       <w:pPr>
         <w:spacing w:before="0" w:after="0" w:line="600" w:lineRule="exact"/>
@@ -6925,7 +6791,6 @@
         <w:t>基于实际运行数据的性能表现（参考数据）：</w:t>
       </w:r>
     </w:p>
-    <w:p/>
     <w:tbl>
       <w:tblPr>
         <w:tblW w:type="auto" w:w="0"/>
@@ -7336,10 +7201,6 @@
         </w:tc>
       </w:tr>
     </w:tbl>
-    <w:p/>
-    <w:p/>
-    <w:p/>
-    <w:p/>
     <w:p>
       <w:pPr>
         <w:spacing w:before="0" w:after="0" w:line="600" w:lineRule="exact"/>
@@ -7355,7 +7216,6 @@
         <w:t>7. 数据质量保障体系</w:t>
       </w:r>
     </w:p>
-    <w:p/>
     <w:p>
       <w:pPr>
         <w:spacing w:before="0" w:after="0" w:line="600" w:lineRule="exact"/>
@@ -7371,7 +7231,6 @@
         <w:t>7.1 质量保障理念</w:t>
       </w:r>
     </w:p>
-    <w:p/>
     <w:p>
       <w:pPr>
         <w:spacing w:before="0" w:after="0" w:line="600" w:lineRule="exact"/>
@@ -7387,7 +7246,6 @@
         <w:t>数据质量是数据治理平台的核心价值所在。本系统建立了贯穿数据同步全流程的质量保障体系，遵循"事前预防、事中监控、事后校验"的全面质量管理理念。</w:t>
       </w:r>
     </w:p>
-    <w:p/>
     <w:p>
       <w:pPr>
         <w:spacing w:before="0" w:after="0" w:line="600" w:lineRule="exact"/>
@@ -7403,7 +7261,6 @@
         <w:t>7.2 三层验证机制</w:t>
       </w:r>
     </w:p>
-    <w:p/>
     <w:p>
       <w:pPr>
         <w:spacing w:before="0" w:after="0" w:line="600" w:lineRule="exact"/>
@@ -7419,7 +7276,6 @@
         <w:t>数据质量保障的核心是每日自动执行的三层验证流水线：</w:t>
       </w:r>
     </w:p>
-    <w:p/>
     <w:p>
       <w:pPr>
         <w:spacing w:before="0" w:after="0" w:line="600" w:lineRule="exact"/>
@@ -7477,7 +7333,6 @@
         <w:t xml:space="preserve">  │            is_consistent（一致/不一致）</w:t>
       </w:r>
     </w:p>
-    <w:p/>
     <w:p>
       <w:pPr>
         <w:spacing w:before="0" w:after="0" w:line="600" w:lineRule="exact"/>
@@ -7493,7 +7348,6 @@
         <w:t>7.3 元数据管理表设计</w:t>
       </w:r>
     </w:p>
-    <w:p/>
     <w:p>
       <w:pPr>
         <w:spacing w:before="0" w:after="0" w:line="600" w:lineRule="exact"/>
@@ -7509,7 +7363,6 @@
         <w:t>为支撑数据质量保障体系，设计以下四张元数据管理表：</w:t>
       </w:r>
     </w:p>
-    <w:p/>
     <w:tbl>
       <w:tblPr>
         <w:tblW w:type="auto" w:w="0"/>
@@ -7824,8 +7677,6 @@
         </w:tc>
       </w:tr>
     </w:tbl>
-    <w:p/>
-    <w:p/>
     <w:p>
       <w:pPr>
         <w:spacing w:before="0" w:after="0" w:line="600" w:lineRule="exact"/>
@@ -7841,7 +7692,6 @@
         <w:t>7.4 质量异常处理流程</w:t>
       </w:r>
     </w:p>
-    <w:p/>
     <w:p>
       <w:pPr>
         <w:spacing w:before="0" w:after="0" w:line="600" w:lineRule="exact"/>
@@ -7857,7 +7707,6 @@
         <w:t>当一致性校验发现行数差异时，按以下流程处理：</w:t>
       </w:r>
     </w:p>
-    <w:p/>
     <w:p>
       <w:pPr>
         <w:spacing w:before="0" w:after="0" w:line="600" w:lineRule="exact"/>
@@ -7873,7 +7722,6 @@
         <w:t>1. 自动比对：系统自动计算差异值并记录</w:t>
       </w:r>
     </w:p>
-    <w:p/>
     <w:p>
       <w:pPr>
         <w:spacing w:before="0" w:after="0" w:line="600" w:lineRule="exact"/>
@@ -7889,7 +7737,6 @@
         <w:t>2. 差异分析：运维人员查看差异表明细，判断差异原因（同步期间源端写入、历史残留数据、软删除记录等）</w:t>
       </w:r>
     </w:p>
-    <w:p/>
     <w:p>
       <w:pPr>
         <w:spacing w:before="0" w:after="0" w:line="600" w:lineRule="exact"/>
@@ -7905,7 +7752,6 @@
         <w:t>3. 分类处理：微小差异（&lt;10行）属正常时间差漂移，无需处理；较大差异通过重跑同步任务修复</w:t>
       </w:r>
     </w:p>
-    <w:p/>
     <w:p>
       <w:pPr>
         <w:spacing w:before="0" w:after="0" w:line="600" w:lineRule="exact"/>
@@ -7921,9 +7767,6 @@
         <w:t>4. 趋势监控：关注差异值的变化趋势，持续增长需排查根因</w:t>
       </w:r>
     </w:p>
-    <w:p/>
-    <w:p/>
-    <w:p/>
     <w:p>
       <w:pPr>
         <w:spacing w:before="0" w:after="0" w:line="600" w:lineRule="exact"/>
@@ -7939,7 +7782,6 @@
         <w:t>8. 变更记录</w:t>
       </w:r>
     </w:p>
-    <w:p/>
     <w:tbl>
       <w:tblPr>
         <w:tblW w:type="auto" w:w="0"/>
@@ -8116,7 +7958,6 @@
         </w:tc>
       </w:tr>
     </w:tbl>
-    <w:p/>
     <w:sectPr>
       <w:pgSz w:w="11906" w:h="16838"/>
       <w:pgMar w:top="1440" w:right="1803" w:bottom="1440" w:left="1803" w:header="720" w:footer="720" w:gutter="0"/>
